--- a/exams/practice_final/Practice Final.docx
+++ b/exams/practice_final/Practice Final.docx
@@ -31,10 +31,10 @@
             <v:path o:extrusionok="f" gradientshapeok="t" o:connecttype="rect"/>
             <o:lock v:ext="edit" aspectratio="t"/>
           </v:shapetype>
-          <v:shape id="_x0000_i1025" type="#_x0000_t75" alt="" style="width:9.4pt;height:13.15pt;mso-width-percent:0;mso-height-percent:0;mso-width-percent:0;mso-height-percent:0" o:ole="">
+          <v:shape id="_x0000_i1025" type="#_x0000_t75" style="width:9.5pt;height:13pt" o:ole="">
             <v:imagedata r:id="rId8" o:title=""/>
           </v:shape>
-          <o:OLEObject Type="Embed" ProgID="Equation.DSMT4" ShapeID="_x0000_i1025" DrawAspect="Content" ObjectID="_1837562531" r:id="rId9"/>
+          <o:OLEObject Type="Embed" ProgID="Equation.DSMT4" ShapeID="_x0000_i1025" DrawAspect="Content" ObjectID="_1838188801" r:id="rId9"/>
         </w:object>
       </w:r>
       <w:r>
@@ -56,13 +56,8 @@
       <w:pPr>
         <w:jc w:val="center"/>
       </w:pPr>
-      <w:proofErr w:type="spellStart"/>
-      <w:r>
-        <w:t>ECEn</w:t>
-      </w:r>
-      <w:proofErr w:type="spellEnd"/>
-      <w:r>
-        <w:t xml:space="preserve"> 483/ ME 431</w:t>
+      <w:r>
+        <w:t>ECEn 483/ ME 431</w:t>
       </w:r>
     </w:p>
     <w:p>
@@ -101,13 +96,17 @@
       <w:pPr>
         <w:jc w:val="center"/>
       </w:pPr>
-      <w:proofErr w:type="gramStart"/>
-      <w:r>
-        <w:t>Name:_</w:t>
-      </w:r>
-      <w:proofErr w:type="gramEnd"/>
-      <w:r>
-        <w:t>________________________________</w:t>
+      <w:r>
+        <w:t>Name:_____</w:t>
+      </w:r>
+      <w:r>
+        <w:rPr>
+          <w:u w:val="single"/>
+        </w:rPr>
+        <w:t>Samuel Nasman</w:t>
+      </w:r>
+      <w:r>
+        <w:t>_________</w:t>
       </w:r>
     </w:p>
     <w:p>
@@ -189,15 +188,7 @@
           </w:tcPr>
           <w:p>
             <w:r>
-              <w:t xml:space="preserve">Part I </w:t>
-            </w:r>
-            <w:proofErr w:type="gramStart"/>
-            <w:r>
-              <w:t xml:space="preserve">   (</w:t>
-            </w:r>
-            <w:proofErr w:type="gramEnd"/>
-            <w:r>
-              <w:t>20pts)</w:t>
+              <w:t>Part I    (20pts)</w:t>
             </w:r>
           </w:p>
         </w:tc>
@@ -228,15 +219,7 @@
               <w:t>Pa</w:t>
             </w:r>
             <w:r>
-              <w:t xml:space="preserve">rt </w:t>
-            </w:r>
-            <w:proofErr w:type="gramStart"/>
-            <w:r>
-              <w:t>II  (</w:t>
-            </w:r>
-            <w:proofErr w:type="gramEnd"/>
-            <w:r>
-              <w:t>20</w:t>
+              <w:t>rt II  (20</w:t>
             </w:r>
             <w:r>
               <w:t xml:space="preserve"> pts)</w:t>
@@ -267,15 +250,7 @@
           </w:tcPr>
           <w:p>
             <w:r>
-              <w:t xml:space="preserve">Part </w:t>
-            </w:r>
-            <w:proofErr w:type="gramStart"/>
-            <w:r>
-              <w:t>III  (</w:t>
-            </w:r>
-            <w:proofErr w:type="gramEnd"/>
-            <w:r>
-              <w:t>2</w:t>
+              <w:t>Part III  (2</w:t>
             </w:r>
             <w:r>
               <w:t>5</w:t>
@@ -367,15 +342,7 @@
           </w:tcPr>
           <w:p>
             <w:r>
-              <w:t>Total</w:t>
-            </w:r>
-            <w:proofErr w:type="gramStart"/>
-            <w:r>
-              <w:t>:  (</w:t>
-            </w:r>
-            <w:proofErr w:type="gramEnd"/>
-            <w:r>
-              <w:t>100 pts)</w:t>
+              <w:t>Total:  (100 pts)</w:t>
             </w:r>
           </w:p>
         </w:tc>
@@ -439,10 +406,10 @@
           <w:position w:val="-10"/>
         </w:rPr>
         <w:object w:dxaOrig="920" w:dyaOrig="320" w14:anchorId="59DABC0A">
-          <v:shape id="_x0000_i1026" type="#_x0000_t75" alt="" style="width:47.25pt;height:15.75pt;mso-width-percent:0;mso-height-percent:0;mso-width-percent:0;mso-height-percent:0" o:ole="">
+          <v:shape id="_x0000_i1026" type="#_x0000_t75" style="width:47pt;height:15.5pt" o:ole="">
             <v:imagedata r:id="rId10" o:title=""/>
           </v:shape>
-          <o:OLEObject Type="Embed" ProgID="Equation.DSMT4" ShapeID="_x0000_i1026" DrawAspect="Content" ObjectID="_1837562532" r:id="rId11"/>
+          <o:OLEObject Type="Embed" ProgID="Equation.DSMT4" ShapeID="_x0000_i1026" DrawAspect="Content" ObjectID="_1838188802" r:id="rId11"/>
         </w:object>
       </w:r>
       <w:r>
@@ -605,7 +572,45 @@
         <w:t xml:space="preserve">, and when using a PD controller. </w:t>
       </w:r>
     </w:p>
-    <w:p/>
+    <w:p>
+      <w:r>
+        <w:drawing>
+          <wp:inline distT="0" distB="0" distL="0" distR="0" wp14:anchorId="7956619E" wp14:editId="091C437E">
+            <wp:extent cx="5486400" cy="5549265"/>
+            <wp:effectExtent l="0" t="0" r="0" b="0"/>
+            <wp:docPr id="1801299875" name="Picture 1"/>
+            <wp:cNvGraphicFramePr>
+              <a:graphicFrameLocks xmlns:a="http://schemas.openxmlformats.org/drawingml/2006/main" noChangeAspect="1"/>
+            </wp:cNvGraphicFramePr>
+            <a:graphic xmlns:a="http://schemas.openxmlformats.org/drawingml/2006/main">
+              <a:graphicData uri="http://schemas.openxmlformats.org/drawingml/2006/picture">
+                <pic:pic xmlns:pic="http://schemas.openxmlformats.org/drawingml/2006/picture">
+                  <pic:nvPicPr>
+                    <pic:cNvPr id="1801299875" name=""/>
+                    <pic:cNvPicPr/>
+                  </pic:nvPicPr>
+                  <pic:blipFill>
+                    <a:blip r:embed="rId12"/>
+                    <a:stretch>
+                      <a:fillRect/>
+                    </a:stretch>
+                  </pic:blipFill>
+                  <pic:spPr>
+                    <a:xfrm>
+                      <a:off x="0" y="0"/>
+                      <a:ext cx="5486400" cy="5549265"/>
+                    </a:xfrm>
+                    <a:prstGeom prst="rect">
+                      <a:avLst/>
+                    </a:prstGeom>
+                  </pic:spPr>
+                </pic:pic>
+              </a:graphicData>
+            </a:graphic>
+          </wp:inline>
+        </w:drawing>
+      </w:r>
+    </w:p>
     <w:p>
       <w:r>
         <w:t>3.</w:t>
@@ -712,6 +717,49 @@
         <w:pStyle w:val="Heading1"/>
       </w:pPr>
       <w:r>
+        <w:lastRenderedPageBreak/>
+        <w:drawing>
+          <wp:inline distT="0" distB="0" distL="0" distR="0" wp14:anchorId="630F4D93" wp14:editId="58B97D84">
+            <wp:extent cx="5486400" cy="5522595"/>
+            <wp:effectExtent l="0" t="0" r="0" b="1905"/>
+            <wp:docPr id="1238436141" name="Picture 1"/>
+            <wp:cNvGraphicFramePr>
+              <a:graphicFrameLocks xmlns:a="http://schemas.openxmlformats.org/drawingml/2006/main" noChangeAspect="1"/>
+            </wp:cNvGraphicFramePr>
+            <a:graphic xmlns:a="http://schemas.openxmlformats.org/drawingml/2006/main">
+              <a:graphicData uri="http://schemas.openxmlformats.org/drawingml/2006/picture">
+                <pic:pic xmlns:pic="http://schemas.openxmlformats.org/drawingml/2006/picture">
+                  <pic:nvPicPr>
+                    <pic:cNvPr id="1238436141" name=""/>
+                    <pic:cNvPicPr/>
+                  </pic:nvPicPr>
+                  <pic:blipFill>
+                    <a:blip r:embed="rId13"/>
+                    <a:stretch>
+                      <a:fillRect/>
+                    </a:stretch>
+                  </pic:blipFill>
+                  <pic:spPr>
+                    <a:xfrm>
+                      <a:off x="0" y="0"/>
+                      <a:ext cx="5486400" cy="5522595"/>
+                    </a:xfrm>
+                    <a:prstGeom prst="rect">
+                      <a:avLst/>
+                    </a:prstGeom>
+                  </pic:spPr>
+                </pic:pic>
+              </a:graphicData>
+            </a:graphic>
+          </wp:inline>
+        </w:drawing>
+      </w:r>
+    </w:p>
+    <w:p>
+      <w:pPr>
+        <w:pStyle w:val="Heading1"/>
+      </w:pPr>
+      <w:r>
         <w:br/>
       </w:r>
       <w:r>
@@ -742,7 +790,46 @@
         <w:t>the state space controller with an integrator.</w:t>
       </w:r>
     </w:p>
-    <w:p/>
+    <w:p>
+      <w:r>
+        <w:lastRenderedPageBreak/>
+        <w:drawing>
+          <wp:inline distT="0" distB="0" distL="0" distR="0" wp14:anchorId="41FB77EB" wp14:editId="4E755CF4">
+            <wp:extent cx="5486400" cy="5540375"/>
+            <wp:effectExtent l="0" t="0" r="0" b="3175"/>
+            <wp:docPr id="781613567" name="Picture 1"/>
+            <wp:cNvGraphicFramePr>
+              <a:graphicFrameLocks xmlns:a="http://schemas.openxmlformats.org/drawingml/2006/main" noChangeAspect="1"/>
+            </wp:cNvGraphicFramePr>
+            <a:graphic xmlns:a="http://schemas.openxmlformats.org/drawingml/2006/main">
+              <a:graphicData uri="http://schemas.openxmlformats.org/drawingml/2006/picture">
+                <pic:pic xmlns:pic="http://schemas.openxmlformats.org/drawingml/2006/picture">
+                  <pic:nvPicPr>
+                    <pic:cNvPr id="781613567" name=""/>
+                    <pic:cNvPicPr/>
+                  </pic:nvPicPr>
+                  <pic:blipFill>
+                    <a:blip r:embed="rId14"/>
+                    <a:stretch>
+                      <a:fillRect/>
+                    </a:stretch>
+                  </pic:blipFill>
+                  <pic:spPr>
+                    <a:xfrm>
+                      <a:off x="0" y="0"/>
+                      <a:ext cx="5486400" cy="5540375"/>
+                    </a:xfrm>
+                    <a:prstGeom prst="rect">
+                      <a:avLst/>
+                    </a:prstGeom>
+                  </pic:spPr>
+                </pic:pic>
+              </a:graphicData>
+            </a:graphic>
+          </wp:inline>
+        </w:drawing>
+      </w:r>
+    </w:p>
     <w:p>
       <w:r>
         <w:t>4.</w:t>
@@ -772,9 +859,47 @@
         <w:t>.</w:t>
       </w:r>
     </w:p>
-    <w:p/>
-    <w:p>
-      <w:proofErr w:type="gramStart"/>
+    <w:p>
+      <w:r>
+        <w:lastRenderedPageBreak/>
+        <w:drawing>
+          <wp:inline distT="0" distB="0" distL="0" distR="0" wp14:anchorId="520E72EA" wp14:editId="4CEBDFDB">
+            <wp:extent cx="5486400" cy="5549265"/>
+            <wp:effectExtent l="0" t="0" r="0" b="0"/>
+            <wp:docPr id="1224939225" name="Picture 1"/>
+            <wp:cNvGraphicFramePr>
+              <a:graphicFrameLocks xmlns:a="http://schemas.openxmlformats.org/drawingml/2006/main" noChangeAspect="1"/>
+            </wp:cNvGraphicFramePr>
+            <a:graphic xmlns:a="http://schemas.openxmlformats.org/drawingml/2006/main">
+              <a:graphicData uri="http://schemas.openxmlformats.org/drawingml/2006/picture">
+                <pic:pic xmlns:pic="http://schemas.openxmlformats.org/drawingml/2006/picture">
+                  <pic:nvPicPr>
+                    <pic:cNvPr id="1224939225" name=""/>
+                    <pic:cNvPicPr/>
+                  </pic:nvPicPr>
+                  <pic:blipFill>
+                    <a:blip r:embed="rId15"/>
+                    <a:stretch>
+                      <a:fillRect/>
+                    </a:stretch>
+                  </pic:blipFill>
+                  <pic:spPr>
+                    <a:xfrm>
+                      <a:off x="0" y="0"/>
+                      <a:ext cx="5486400" cy="5549265"/>
+                    </a:xfrm>
+                    <a:prstGeom prst="rect">
+                      <a:avLst/>
+                    </a:prstGeom>
+                  </pic:spPr>
+                </pic:pic>
+              </a:graphicData>
+            </a:graphic>
+          </wp:inline>
+        </w:drawing>
+      </w:r>
+    </w:p>
+    <w:p>
       <w:r>
         <w:t>4.</w:t>
       </w:r>
@@ -782,22 +907,174 @@
         <w:t>6</w:t>
       </w:r>
       <w:r>
-        <w:t xml:space="preserve">  Insert</w:t>
-      </w:r>
-      <w:proofErr w:type="gramEnd"/>
-      <w:r>
-        <w:t xml:space="preserve"> a plot of the state estimation error.</w:t>
-      </w:r>
-    </w:p>
-    <w:p/>
-    <w:p>
-      <w:r>
-        <w:t xml:space="preserve">4.7 Insert a plot of the LQR-based response. </w:t>
+        <w:t xml:space="preserve">  Insert a plot of the state estimation error.</w:t>
       </w:r>
     </w:p>
     <w:p/>
     <w:p/>
     <w:p/>
+    <w:p>
+      <w:r>
+        <w:lastRenderedPageBreak/>
+        <w:drawing>
+          <wp:inline distT="0" distB="0" distL="0" distR="0" wp14:anchorId="4FBC0E87" wp14:editId="09377C6E">
+            <wp:extent cx="5486400" cy="408940"/>
+            <wp:effectExtent l="0" t="0" r="0" b="0"/>
+            <wp:docPr id="1782158584" name="Picture 1"/>
+            <wp:cNvGraphicFramePr>
+              <a:graphicFrameLocks xmlns:a="http://schemas.openxmlformats.org/drawingml/2006/main" noChangeAspect="1"/>
+            </wp:cNvGraphicFramePr>
+            <a:graphic xmlns:a="http://schemas.openxmlformats.org/drawingml/2006/main">
+              <a:graphicData uri="http://schemas.openxmlformats.org/drawingml/2006/picture">
+                <pic:pic xmlns:pic="http://schemas.openxmlformats.org/drawingml/2006/picture">
+                  <pic:nvPicPr>
+                    <pic:cNvPr id="1782158584" name=""/>
+                    <pic:cNvPicPr/>
+                  </pic:nvPicPr>
+                  <pic:blipFill>
+                    <a:blip r:embed="rId16"/>
+                    <a:stretch>
+                      <a:fillRect/>
+                    </a:stretch>
+                  </pic:blipFill>
+                  <pic:spPr>
+                    <a:xfrm>
+                      <a:off x="0" y="0"/>
+                      <a:ext cx="5486400" cy="408940"/>
+                    </a:xfrm>
+                    <a:prstGeom prst="rect">
+                      <a:avLst/>
+                    </a:prstGeom>
+                  </pic:spPr>
+                </pic:pic>
+              </a:graphicData>
+            </a:graphic>
+          </wp:inline>
+        </w:drawing>
+      </w:r>
+      <w:r>
+        <w:drawing>
+          <wp:inline distT="0" distB="0" distL="0" distR="0" wp14:anchorId="03F1BEBF" wp14:editId="61CA64A4">
+            <wp:extent cx="5486400" cy="5553710"/>
+            <wp:effectExtent l="0" t="0" r="0" b="8890"/>
+            <wp:docPr id="151516756" name="Picture 1"/>
+            <wp:cNvGraphicFramePr>
+              <a:graphicFrameLocks xmlns:a="http://schemas.openxmlformats.org/drawingml/2006/main" noChangeAspect="1"/>
+            </wp:cNvGraphicFramePr>
+            <a:graphic xmlns:a="http://schemas.openxmlformats.org/drawingml/2006/main">
+              <a:graphicData uri="http://schemas.openxmlformats.org/drawingml/2006/picture">
+                <pic:pic xmlns:pic="http://schemas.openxmlformats.org/drawingml/2006/picture">
+                  <pic:nvPicPr>
+                    <pic:cNvPr id="151516756" name=""/>
+                    <pic:cNvPicPr/>
+                  </pic:nvPicPr>
+                  <pic:blipFill>
+                    <a:blip r:embed="rId17"/>
+                    <a:stretch>
+                      <a:fillRect/>
+                    </a:stretch>
+                  </pic:blipFill>
+                  <pic:spPr>
+                    <a:xfrm>
+                      <a:off x="0" y="0"/>
+                      <a:ext cx="5486400" cy="5553710"/>
+                    </a:xfrm>
+                    <a:prstGeom prst="rect">
+                      <a:avLst/>
+                    </a:prstGeom>
+                  </pic:spPr>
+                </pic:pic>
+              </a:graphicData>
+            </a:graphic>
+          </wp:inline>
+        </w:drawing>
+      </w:r>
+    </w:p>
+    <w:p>
+      <w:r>
+        <w:t xml:space="preserve">4.7 Insert a plot of the LQR-based response. </w:t>
+      </w:r>
+    </w:p>
+    <w:p>
+      <w:r>
+        <w:lastRenderedPageBreak/>
+        <w:drawing>
+          <wp:inline distT="0" distB="0" distL="0" distR="0" wp14:anchorId="2EAA3C05" wp14:editId="706876AE">
+            <wp:extent cx="5486400" cy="7075805"/>
+            <wp:effectExtent l="0" t="0" r="0" b="0"/>
+            <wp:docPr id="421943201" name="Picture 1"/>
+            <wp:cNvGraphicFramePr>
+              <a:graphicFrameLocks xmlns:a="http://schemas.openxmlformats.org/drawingml/2006/main" noChangeAspect="1"/>
+            </wp:cNvGraphicFramePr>
+            <a:graphic xmlns:a="http://schemas.openxmlformats.org/drawingml/2006/main">
+              <a:graphicData uri="http://schemas.openxmlformats.org/drawingml/2006/picture">
+                <pic:pic xmlns:pic="http://schemas.openxmlformats.org/drawingml/2006/picture">
+                  <pic:nvPicPr>
+                    <pic:cNvPr id="421943201" name=""/>
+                    <pic:cNvPicPr/>
+                  </pic:nvPicPr>
+                  <pic:blipFill>
+                    <a:blip r:embed="rId18"/>
+                    <a:stretch>
+                      <a:fillRect/>
+                    </a:stretch>
+                  </pic:blipFill>
+                  <pic:spPr>
+                    <a:xfrm>
+                      <a:off x="0" y="0"/>
+                      <a:ext cx="5486400" cy="7075805"/>
+                    </a:xfrm>
+                    <a:prstGeom prst="rect">
+                      <a:avLst/>
+                    </a:prstGeom>
+                  </pic:spPr>
+                </pic:pic>
+              </a:graphicData>
+            </a:graphic>
+          </wp:inline>
+        </w:drawing>
+      </w:r>
+    </w:p>
+    <w:p/>
+    <w:p>
+      <w:r>
+        <w:drawing>
+          <wp:inline distT="0" distB="0" distL="0" distR="0" wp14:anchorId="2F6DD2CD" wp14:editId="75DA75E9">
+            <wp:extent cx="5486400" cy="220980"/>
+            <wp:effectExtent l="0" t="0" r="0" b="7620"/>
+            <wp:docPr id="1354873349" name="Picture 1"/>
+            <wp:cNvGraphicFramePr>
+              <a:graphicFrameLocks xmlns:a="http://schemas.openxmlformats.org/drawingml/2006/main" noChangeAspect="1"/>
+            </wp:cNvGraphicFramePr>
+            <a:graphic xmlns:a="http://schemas.openxmlformats.org/drawingml/2006/main">
+              <a:graphicData uri="http://schemas.openxmlformats.org/drawingml/2006/picture">
+                <pic:pic xmlns:pic="http://schemas.openxmlformats.org/drawingml/2006/picture">
+                  <pic:nvPicPr>
+                    <pic:cNvPr id="1354873349" name=""/>
+                    <pic:cNvPicPr/>
+                  </pic:nvPicPr>
+                  <pic:blipFill>
+                    <a:blip r:embed="rId19"/>
+                    <a:stretch>
+                      <a:fillRect/>
+                    </a:stretch>
+                  </pic:blipFill>
+                  <pic:spPr>
+                    <a:xfrm>
+                      <a:off x="0" y="0"/>
+                      <a:ext cx="5486400" cy="220980"/>
+                    </a:xfrm>
+                    <a:prstGeom prst="rect">
+                      <a:avLst/>
+                    </a:prstGeom>
+                  </pic:spPr>
+                </pic:pic>
+              </a:graphicData>
+            </a:graphic>
+          </wp:inline>
+        </w:drawing>
+      </w:r>
+    </w:p>
     <w:sectPr>
       <w:pgSz w:w="12240" w:h="15840"/>
       <w:pgMar w:top="1440" w:right="1800" w:bottom="1440" w:left="1800" w:header="720" w:footer="720" w:gutter="0"/>
